--- a/QED Course/Lesson 19 Dirac Equation.docx
+++ b/QED Course/Lesson 19 Dirac Equation.docx
@@ -58,7 +58,7 @@
     </w:p>
     <w:p>
       <w:pPr>
-        <w:pStyle w:val="Heading1"/>
+        <w:pStyle w:val="Heading2"/>
       </w:pPr>
       <w:r>
         <w:t>How to use this lesson</w:t>
@@ -76,7 +76,7 @@
     </w:p>
     <w:p>
       <w:pPr>
-        <w:pStyle w:val="Heading2"/>
+        <w:pStyle w:val="Heading3"/>
       </w:pPr>
       <w:r>
         <w:t>Learning objectives</w:t>
@@ -135,7 +135,7 @@
         <w:pStyle w:val="ListBullet"/>
       </w:pPr>
       <w:r>
-        <w:t>Verify that every solution satisfies the Klein Gordon equation component by component, confirming consistency with E²=|p|²+m².</w:t>
+        <w:t>Verify that every solution satisfies the Klein–Gordon equation component by component, confirming consistency with E²=|p|²+m².</w:t>
       </w:r>
     </w:p>
     <w:p>
@@ -148,7 +148,7 @@
     </w:p>
     <w:p>
       <w:pPr>
-        <w:pStyle w:val="Heading2"/>
+        <w:pStyle w:val="Heading3"/>
       </w:pPr>
       <w:r>
         <w:t>Notation and conventions</w:t>
@@ -512,7 +512,7 @@
     </w:tbl>
     <w:p>
       <w:pPr>
-        <w:pStyle w:val="Heading1"/>
+        <w:pStyle w:val="Heading2"/>
       </w:pPr>
       <w:r>
         <w:t>1 The Dirac equation in Hamiltonian form</w:t>
@@ -520,7 +520,7 @@
     </w:p>
     <w:p>
       <w:pPr>
-        <w:pStyle w:val="Heading2"/>
+        <w:pStyle w:val="Heading3"/>
       </w:pPr>
       <w:r>
         <w:t>1.1 Statement</w:t>
@@ -628,12 +628,12 @@
     </w:p>
     <w:p>
       <w:r>
-        <w:t>with ψ a four-component column (a Dirac spinor) and α=(αₓ,αᵧ,α_z), β the 4×4 matrices satisfying the algebra {αᵢ,αⱼ}=2δᵢⱼI, {αᵢ,β}=0, β²=I established in Lesson 18, Section 3.2. This is the Dirac equation in Hamiltonian, or Schrodinger-like, form: first order in time, exactly as required, with a Hamiltonian Ĥ_D=α·p̂+βm acting on a four-component object.</w:t>
+        <w:t>with ψ a four-component column (a Dirac spinor) and α=(αₓ,αᵧ,α_z), β the 4×4 matrices satisfying the algebra {αᵢ,αⱼ}=2δᵢⱼI, {αᵢ,β}=0, β²=I established in Lesson 18, Section 3.2. This is the Dirac equation in Hamiltonian, or Schrödinger-like, form: first order in time, exactly as required, with a Hamiltonian Ĥ_D=α·p̂+βm acting on a four-component object.</w:t>
       </w:r>
     </w:p>
     <w:p>
       <w:pPr>
-        <w:pStyle w:val="Heading2"/>
+        <w:pStyle w:val="Heading3"/>
       </w:pPr>
       <w:r>
         <w:t>1.2 Hermiticity</w:t>
@@ -646,7 +646,7 @@
     </w:p>
     <w:p>
       <w:pPr>
-        <w:pStyle w:val="Heading1"/>
+        <w:pStyle w:val="Heading2"/>
       </w:pPr>
       <w:r>
         <w:t>2 An explicit representation</w:t>
@@ -654,7 +654,7 @@
     </w:p>
     <w:p>
       <w:pPr>
-        <w:pStyle w:val="Heading2"/>
+        <w:pStyle w:val="Heading3"/>
       </w:pPr>
       <w:r>
         <w:t>2.1 The Dirac representation</w:t>
@@ -808,7 +808,7 @@
     </w:p>
     <w:p>
       <w:pPr>
-        <w:pStyle w:val="Heading2"/>
+        <w:pStyle w:val="Heading3"/>
       </w:pPr>
       <w:r>
         <w:t>2.2 Verifying the algebra</w:t>
@@ -985,10 +985,11 @@
       </w:r>
     </w:p>
     <w:p>
-      <w:pPr>
-        <w:pStyle w:val="Heading3"/>
-      </w:pPr>
       <w:r>
+        <w:rPr>
+          <w:b/>
+          <w:i/>
+        </w:rPr>
         <w:t>Worked example 1</w:t>
       </w:r>
     </w:p>
@@ -999,7 +1000,7 @@
     </w:p>
     <w:p>
       <w:pPr>
-        <w:pStyle w:val="Heading1"/>
+        <w:pStyle w:val="Heading2"/>
       </w:pPr>
       <w:r>
         <w:t>3 Covariant form: the gamma matrices</w:t>
@@ -1007,7 +1008,7 @@
     </w:p>
     <w:p>
       <w:pPr>
-        <w:pStyle w:val="Heading2"/>
+        <w:pStyle w:val="Heading3"/>
       </w:pPr>
       <w:r>
         <w:t>3.1 Definition</w:t>
@@ -1262,7 +1263,7 @@
     </w:p>
     <w:p>
       <w:pPr>
-        <w:pStyle w:val="Heading2"/>
+        <w:pStyle w:val="Heading3"/>
       </w:pPr>
       <w:r>
         <w:t>3.2 The Clifford algebra</w:t>
@@ -1630,10 +1631,11 @@
       </w:r>
     </w:p>
     <w:p>
-      <w:pPr>
-        <w:pStyle w:val="Heading3"/>
-      </w:pPr>
       <w:r>
+        <w:rPr>
+          <w:b/>
+          <w:i/>
+        </w:rPr>
         <w:t>Worked example 2</w:t>
       </w:r>
     </w:p>
@@ -1644,15 +1646,15 @@
     </w:p>
     <w:p>
       <w:pPr>
-        <w:pStyle w:val="Heading1"/>
+        <w:pStyle w:val="Heading2"/>
       </w:pPr>
       <w:r>
-        <w:t>4 Consistency with the Klein Gordon equation</w:t>
+        <w:t>4 Consistency with the Klein–Gordon equation</w:t>
       </w:r>
     </w:p>
     <w:p>
       <w:pPr>
-        <w:pStyle w:val="Heading2"/>
+        <w:pStyle w:val="Heading3"/>
       </w:pPr>
       <w:r>
         <w:t>4.1 Squaring the Dirac operator</w:t>
@@ -1928,14 +1930,15 @@
     </w:p>
     <w:p>
       <w:r>
-        <w:t>Every component of the Dirac spinor ψ therefore separately satisfies the Klein Gordon equation of Lesson 17. This confirms, exactly as demanded in Lesson 18, that the Dirac equation is consistent with E²=|p|²+m²; it is, in a precise sense, a "square root" of the Klein Gordon equation, achieved not through an infinite series of derivatives (Lesson 18, Section 2) but through the finite, purely algebraic device of the gamma matrices.</w:t>
+        <w:t>Every component of the Dirac spinor ψ therefore separately satisfies the Klein–Gordon equation of Lesson 17. This confirms, exactly as demanded in Lesson 18, that the Dirac equation is consistent with E²=|p|²+m²; it is, in a precise sense, a "square root" of the Klein–Gordon equation, achieved not through an infinite series of derivatives (Lesson 18, Section 2) but through the finite, purely algebraic device of the gamma matrices.</w:t>
       </w:r>
     </w:p>
     <w:p>
-      <w:pPr>
-        <w:pStyle w:val="Heading3"/>
-      </w:pPr>
       <w:r>
+        <w:rPr>
+          <w:b/>
+          <w:i/>
+        </w:rPr>
         <w:t>Worked example 3</w:t>
       </w:r>
     </w:p>
@@ -1946,7 +1949,7 @@
     </w:p>
     <w:p>
       <w:pPr>
-        <w:pStyle w:val="Heading1"/>
+        <w:pStyle w:val="Heading2"/>
       </w:pPr>
       <w:r>
         <w:t>5 Plane-wave solutions: particle at rest</w:t>
@@ -1954,7 +1957,7 @@
     </w:p>
     <w:p>
       <w:pPr>
-        <w:pStyle w:val="Heading2"/>
+        <w:pStyle w:val="Heading3"/>
       </w:pPr>
       <w:r>
         <w:t>5.1 Setup</w:t>
@@ -2020,7 +2023,7 @@
     </w:p>
     <w:p>
       <w:pPr>
-        <w:pStyle w:val="Heading2"/>
+        <w:pStyle w:val="Heading3"/>
       </w:pPr>
       <w:r>
         <w:t>5.2 The rest-frame solutions</w:t>
@@ -2174,10 +2177,11 @@
       </w:r>
     </w:p>
     <w:p>
-      <w:pPr>
-        <w:pStyle w:val="Heading3"/>
-      </w:pPr>
       <w:r>
+        <w:rPr>
+          <w:b/>
+          <w:i/>
+        </w:rPr>
         <w:t>Worked example 4</w:t>
       </w:r>
     </w:p>
@@ -2188,7 +2192,7 @@
     </w:p>
     <w:p>
       <w:pPr>
-        <w:pStyle w:val="Heading1"/>
+        <w:pStyle w:val="Heading2"/>
       </w:pPr>
       <w:r>
         <w:t>6 Plane-wave solutions: general momentum</w:t>
@@ -2196,7 +2200,7 @@
     </w:p>
     <w:p>
       <w:pPr>
-        <w:pStyle w:val="Heading2"/>
+        <w:pStyle w:val="Heading3"/>
       </w:pPr>
       <w:r>
         <w:t>6.1 The block equation</w:t>
@@ -2441,7 +2445,7 @@
     </w:p>
     <w:p>
       <w:pPr>
-        <w:pStyle w:val="Heading2"/>
+        <w:pStyle w:val="Heading3"/>
       </w:pPr>
       <w:r>
         <w:t>6.2 Positive-energy spinors</w:t>
@@ -2545,7 +2549,7 @@
     </w:p>
     <w:p>
       <w:pPr>
-        <w:pStyle w:val="Heading2"/>
+        <w:pStyle w:val="Heading3"/>
       </w:pPr>
       <w:r>
         <w:t>6.3 Negative-energy spinors</w:t>
@@ -2648,10 +2652,11 @@
       </w:r>
     </w:p>
     <w:p>
-      <w:pPr>
-        <w:pStyle w:val="Heading3"/>
-      </w:pPr>
       <w:r>
+        <w:rPr>
+          <w:b/>
+          <w:i/>
+        </w:rPr>
         <w:t>Worked example 5</w:t>
       </w:r>
     </w:p>
@@ -2662,7 +2667,7 @@
     </w:p>
     <w:p>
       <w:pPr>
-        <w:pStyle w:val="Heading1"/>
+        <w:pStyle w:val="Heading2"/>
       </w:pPr>
       <w:r>
         <w:t>7 Normalization</w:t>
@@ -2670,7 +2675,7 @@
     </w:p>
     <w:p>
       <w:pPr>
-        <w:pStyle w:val="Heading2"/>
+        <w:pStyle w:val="Heading3"/>
       </w:pPr>
       <w:r>
         <w:t>7.1 A covariant choice</w:t>
@@ -2734,10 +2739,11 @@
       </w:r>
     </w:p>
     <w:p>
-      <w:pPr>
-        <w:pStyle w:val="Heading3"/>
-      </w:pPr>
       <w:r>
+        <w:rPr>
+          <w:b/>
+          <w:i/>
+        </w:rPr>
         <w:t>Worked example 6</w:t>
       </w:r>
     </w:p>
@@ -2748,7 +2754,7 @@
     </w:p>
     <w:p>
       <w:pPr>
-        <w:pStyle w:val="Heading1"/>
+        <w:pStyle w:val="Heading2"/>
       </w:pPr>
       <w:r>
         <w:t>8 What remains to be shown</w:t>
@@ -2756,7 +2762,7 @@
     </w:p>
     <w:p>
       <w:pPr>
-        <w:pStyle w:val="Heading2"/>
+        <w:pStyle w:val="Heading3"/>
       </w:pPr>
       <w:r>
         <w:t>8.1 Open questions</w:t>
@@ -2769,7 +2775,7 @@
     </w:p>
     <w:p>
       <w:pPr>
-        <w:pStyle w:val="Heading2"/>
+        <w:pStyle w:val="Heading3"/>
       </w:pPr>
       <w:r>
         <w:t>8.2 Why proceed in this order</w:t>
@@ -2781,10 +2787,11 @@
       </w:r>
     </w:p>
     <w:p>
-      <w:pPr>
-        <w:pStyle w:val="Heading3"/>
-      </w:pPr>
       <w:r>
+        <w:rPr>
+          <w:b/>
+          <w:i/>
+        </w:rPr>
         <w:t>Worked example 7</w:t>
       </w:r>
     </w:p>
@@ -2795,7 +2802,7 @@
     </w:p>
     <w:p>
       <w:pPr>
-        <w:pStyle w:val="Heading1"/>
+        <w:pStyle w:val="Heading2"/>
       </w:pPr>
       <w:r>
         <w:t>9 Connections to QED</w:t>
@@ -2985,7 +2992,7 @@
           </w:tcPr>
           <w:p>
             <w:r>
-              <w:t>Dirac equation squares to the Klein Gordon equation</w:t>
+              <w:t>Dirac equation squares to the Klein–Gordon equation</w:t>
             </w:r>
           </w:p>
         </w:tc>
@@ -3126,7 +3133,7 @@
     </w:p>
     <w:p>
       <w:pPr>
-        <w:pStyle w:val="Heading1"/>
+        <w:pStyle w:val="Heading2"/>
       </w:pPr>
       <w:r>
         <w:t>10 Summary</w:t>
@@ -3177,7 +3184,7 @@
         </w:numPr>
       </w:pPr>
       <w:r>
-        <w:t>Squaring the Dirac operator reproduces the Klein Gordon equation for every component of ψ, confirming consistency with E²=|p|²+m².</w:t>
+        <w:t>Squaring the Dirac operator reproduces the Klein–Gordon equation for every component of ψ, confirming consistency with E²=|p|²+m².</w:t>
       </w:r>
     </w:p>
     <w:p>
@@ -3230,7 +3237,7 @@
     </w:p>
     <w:p>
       <w:pPr>
-        <w:pStyle w:val="Heading1"/>
+        <w:pStyle w:val="Heading2"/>
       </w:pPr>
       <w:r>
         <w:t>Exercises</w:t>
@@ -3734,7 +3741,7 @@
           </w:tcPr>
           <w:p>
             <w:r>
-              <w:t>Verify explicitly that ψ=u(p)e^(−ip·x) satisfies the Klein Gordon equation (□+m²)ψ=0 component by component, using the plane-wave differentiation rules of Lesson 4, Section 6.2, and the dispersion relation E_p²=|p|²+m².</w:t>
+              <w:t>Verify explicitly that ψ=u(p)e^(−ip·x) satisfies the Klein–Gordon equation (□+m²)ψ=0 component by component, using the plane-wave differentiation rules of Lesson 4, Section 6.2, and the dispersion relation E_p²=|p|²+m².</w:t>
             </w:r>
           </w:p>
         </w:tc>
@@ -3844,7 +3851,7 @@
           </w:tcPr>
           <w:p>
             <w:r>
-              <w:t>Explain, in your own words, why the appearance of both u(p) and v(p) in Sections 6.2 and 6.3 is the direct spinor-level manifestation of the two energy branches already found for the Klein Gordon equation in Lesson 17, Section 2.1.</w:t>
+              <w:t>Explain, in your own words, why the appearance of both u(p) and v(p) in Sections 6.2 and 6.3 is the direct spinor-level manifestation of the two energy branches already found for the Klein–Gordon equation in Lesson 17, Section 2.1.</w:t>
             </w:r>
           </w:p>
         </w:tc>
@@ -3890,7 +3897,7 @@
     </w:tbl>
     <w:p>
       <w:pPr>
-        <w:pStyle w:val="Heading1"/>
+        <w:pStyle w:val="Heading2"/>
       </w:pPr>
       <w:r>
         <w:t>Solutions</w:t>
@@ -3991,7 +3998,7 @@
         <w:t xml:space="preserve"> </w:t>
       </w:r>
       <w:r>
-        <w:t>From Worked example 6, u†u = N²[1+\|p\|²/(E_p+m)²]. Using \|p\|²=(E_p−m)(E_p+m), the bracket is [(E_p+m)²+(E_p−m)(E_p+m)]/(E_p+m)² = (E_p+m)[(E_p+m)+(E_p−m)]/(E_p+m)² = (E_p+m)(2E_p)/(E_p+m)² = 2E_p/(E_p+m). Setting N²(2E_p/(E_p+m)) = 2E_p gives N²=E_p+m, so N=√(E_p+m).</w:t>
+        <w:t>From Worked example 6, u†u = N²[1+|p|²/(E_p+m)²]. Using |p|²=(E_p−m)(E_p+m), the bracket is [(E_p+m)²+(E_p−m)(E_p+m)]/(E_p+m)² = (E_p+m)[(E_p+m)+(E_p−m)]/(E_p+m)² = (E_p+m)(2E_p)/(E_p+m)² = 2E_p/(E_p+m). Setting N²(2E_p/(E_p+m)) = 2E_p gives N²=E_p+m, so N=√(E_p+m).</w:t>
       </w:r>
     </w:p>
     <w:p>
@@ -4019,7 +4026,7 @@
         <w:t xml:space="preserve"> </w:t>
       </w:r>
       <w:r>
-        <w:t>(σ·p)² = Σᵢⱼpᵢpⱼσᵢσⱼ = Σᵢⱼpᵢpⱼ(δᵢⱼI+iεᵢⱼₖσₖ) = (Σᵢpᵢ²)I + iΣᵢⱼₖεᵢⱼₖpᵢpⱼσₖ. The second sum vanishes because εᵢⱼₖ is antisymmetric in i,j while pᵢpⱼ is symmetric, leaving (σ·p)²=\|p\|²I.</w:t>
+        <w:t>(σ·p)² = Σᵢⱼpᵢpⱼσᵢσⱼ = Σᵢⱼpᵢpⱼ(δᵢⱼI+iεᵢⱼₖσₖ) = (Σᵢpᵢ²)I + iΣᵢⱼₖεᵢⱼₖpᵢpⱼσₖ. The second sum vanishes because εᵢⱼₖ is antisymmetric in i,j while pᵢpⱼ is symmetric, leaving (σ·p)²=|p|²I.</w:t>
       </w:r>
     </w:p>
     <w:p>
@@ -4033,7 +4040,7 @@
         <w:t xml:space="preserve"> </w:t>
       </w:r>
       <w:r>
-        <w:t>E_p(E_p+m) = E_p²+E_pm. Setting this equal to \|p\|²+m(E_p+m) = \|p\|²+mE_p+m² and canceling the common mE_p term from both sides gives E_p²=\|p\|²+m², the correct dispersion relation.</w:t>
+        <w:t>E_p(E_p+m) = E_p²+E_pm. Setting this equal to |p|²+m(E_p+m) = |p|²+mE_p+m² and canceling the common mE_p term from both sides gives E_p²=|p|²+m², the correct dispersion relation.</w:t>
       </w:r>
     </w:p>
     <w:p>
@@ -4061,7 +4068,7 @@
         <w:t xml:space="preserve"> </w:t>
       </w:r>
       <w:r>
-        <w:t>Since u(p) is a constant spinor (independent of x), ψ=u(p)e^(−ip·x) has □ψ = (∂_t²−∇²)ψ = (−E_p²+\|p\|²)ψ (each time derivative brings −iE_p, each space derivative brings ip, exactly as in Lesson 4, Section 6.2), so (□+m²)ψ = (−E_p²+\|p\|²+m²)ψ = 0 exactly when E_p²=\|p\|²+m², which holds by construction, confirming the Klein Gordon equation is satisfied component by component (since u(p) multiplies the same scalar exponential in every component).</w:t>
+        <w:t>Since u(p) is a constant spinor (independent of x), ψ=u(p)e^(−ip·x) has □ψ = (∂_t²−∇²)ψ = (−E_p²+|p|²)ψ (each time derivative brings −iE_p, each space derivative brings ip, exactly as in Lesson 4, Section 6.2), so (□+m²)ψ = (−E_p²+|p|²+m²)ψ = 0 exactly when E_p²=|p|²+m², which holds by construction, confirming the Klein–Gordon equation is satisfied component by component (since u(p) multiplies the same scalar exponential in every component).</w:t>
       </w:r>
     </w:p>
     <w:p>
@@ -4089,7 +4096,7 @@
         <w:t xml:space="preserve"> </w:t>
       </w:r>
       <w:r>
-        <w:t>(p̸+m)(p̸−m)u = (p̸²−m²)u. Using p̸²=γ^μγ^νp_μp_ν = (1/2){γ^μ,γ^ν}p_μp_ν = g^μνp_μp_ν I = p² I (the symmetric-part argument of Section 4.1, applied to p_μp_ν in place of ∂_μ∂_ν), this becomes (p²−m²)u=0, so p²=m² is required for a nonzero solution u, exactly the on-shell condition p·p=E_p²−\|p\|²=m² of Lesson 4.</w:t>
+        <w:t>(p̸+m)(p̸−m)u = (p̸²−m²)u. Using p̸²=γ^μγ^νp_μp_ν = (1/2){γ^μ,γ^ν}p_μp_ν = g^μνp_μp_ν I = p² I (the symmetric-part argument of Section 4.1, applied to p_μp_ν in place of ∂_μ∂_ν), this becomes (p²−m²)u=0, so p²=m² is required for a nonzero solution u, exactly the on-shell condition p·p=E_p²−|p|²=m² of Lesson 4.</w:t>
       </w:r>
     </w:p>
     <w:p>
@@ -4103,7 +4110,7 @@
         <w:t xml:space="preserve"> </w:t>
       </w:r>
       <w:r>
-        <w:t>In Lesson 17, the Klein Gordon equation, second order in time, admitted both E=+E_p and E=−E_p plane-wave solutions for every p, and no additional structure distinguished them beyond their overall sign of energy. Here, the same two branches reappear, but each is now dressed with a specific spinor structure, u(p) for the positive branch and v(p) for the negative branch, reflecting that the underlying scalar equation each component satisfies (Section 4.1) still has the same two-branch dispersion relation; the Dirac equation has not removed the negative-energy branch, only clothed it in additional spin structure, exactly as anticipated in Lesson 18, Section 8.2's preview.</w:t>
+        <w:t>In Lesson 17, the Klein–Gordon equation, second order in time, admitted both E=+E_p and E=−E_p plane-wave solutions for every p, and no additional structure distinguished them beyond their overall sign of energy. Here, the same two branches reappear, but each is now dressed with a specific spinor structure, u(p) for the positive branch and v(p) for the negative branch, reflecting that the underlying scalar equation each component satisfies (Section 4.1) still has the same two-branch dispersion relation; the Dirac equation has not removed the negative-energy branch, only clothed it in additional spin structure, exactly the question Lesson 18, Section 6.2, left open.</w:t>
       </w:r>
     </w:p>
     <w:p>
@@ -4117,12 +4124,12 @@
         <w:t xml:space="preserve"> </w:t>
       </w:r>
       <w:r>
-        <w:t>u(p;χ₁)†u(p;χ₂) = N²[χ₁†χ₂ + χ₁†(σ·p)†(σ·p)/(E_p+m)² χ₂] = N²[χ₁†χ₂ + χ₁†(σ·p)²/(E_p+m)²χ₂] (using (σ·p)†=σ·p, Hermiticity of the Pauli matrices) = N²[1+\|p\|²/(E_p+m)²]χ₁†χ₂ (using (σ·p)²=\|p\|²I from Exercise 9), which vanishes whenever χ₁†χ₂=0, confirming orthogonality of the two spin states carries over directly to the moving-particle spinors.</w:t>
+        <w:t>u(p;χ₁)†u(p;χ₂) = N²[χ₁†χ₂ + χ₁†(σ·p)†(σ·p)/(E_p+m)² χ₂] = N²[χ₁†χ₂ + χ₁†(σ·p)²/(E_p+m)²χ₂] (using (σ·p)†=σ·p, Hermiticity of the Pauli matrices) = N²[1+|p|²/(E_p+m)²]χ₁†χ₂ (using (σ·p)²=|p|²I from Exercise 9), which vanishes whenever χ₁†χ₂=0, confirming orthogonality of the two spin states carries over directly to the moving-particle spinors.</w:t>
       </w:r>
     </w:p>
     <w:p>
       <w:pPr>
-        <w:pStyle w:val="Heading1"/>
+        <w:pStyle w:val="Heading2"/>
       </w:pPr>
       <w:r>
         <w:t>Mastery checklist</w:t>
@@ -4157,7 +4164,7 @@
         <w:pStyle w:val="ListBullet"/>
       </w:pPr>
       <w:r>
-        <w:t>I can show, using only the Clifford algebra, that the Dirac equation squares to the Klein Gordon equation.</w:t>
+        <w:t>I can show, using only the Clifford algebra, that the Dirac equation squares to the Klein–Gordon equation.</w:t>
       </w:r>
     </w:p>
     <w:p>
@@ -4194,7 +4201,7 @@
     </w:p>
     <w:p>
       <w:pPr>
-        <w:pStyle w:val="Heading1"/>
+        <w:pStyle w:val="Heading2"/>
       </w:pPr>
       <w:r>
         <w:t>Next lesson</w:t>
